--- a/00_Repository Analysis/Dissertation_compressed_10k.docx
+++ b/00_Repository Analysis/Dissertation_compressed_10k.docx
@@ -3713,42 +3713,106 @@
       <w:bookmarkEnd w:id="4"/>
     </w:p>
     <w:p>
-      <w:r>
+      <w:pPr>
+        <w:spacing w:before="80" w:after="240" w:line="276" w:lineRule="auto"/>
+        <w:jc w:val="center"/>
+      </w:pPr>
+      <w:r>
+        <w:rPr>
+          <w:b/>
+          <w:sz w:val="20"/>
+        </w:rPr>
         <w:t>Table 3.1 — Column treatment in the data-cleaning phase.</w:t>
       </w:r>
     </w:p>
     <w:p>
-      <w:r>
+      <w:pPr>
+        <w:spacing w:before="80" w:after="240" w:line="276" w:lineRule="auto"/>
+        <w:jc w:val="center"/>
+      </w:pPr>
+      <w:r>
+        <w:rPr>
+          <w:b/>
+          <w:sz w:val="20"/>
+        </w:rPr>
         <w:t>Table 3.2 — Feature composition in the engineered matrix.</w:t>
       </w:r>
     </w:p>
     <w:p>
-      <w:r>
+      <w:pPr>
+        <w:spacing w:before="80" w:after="240" w:line="276" w:lineRule="auto"/>
+        <w:jc w:val="center"/>
+      </w:pPr>
+      <w:r>
+        <w:rPr>
+          <w:b/>
+          <w:sz w:val="20"/>
+        </w:rPr>
         <w:t>Table 4.1 — Random Forest hyperparameters.</w:t>
       </w:r>
     </w:p>
     <w:p>
-      <w:r>
+      <w:pPr>
+        <w:spacing w:before="80" w:after="240" w:line="276" w:lineRule="auto"/>
+        <w:jc w:val="center"/>
+      </w:pPr>
+      <w:r>
+        <w:rPr>
+          <w:b/>
+          <w:sz w:val="20"/>
+        </w:rPr>
         <w:t>Table 4.2 — XGBoost hyperparameters.</w:t>
       </w:r>
     </w:p>
     <w:p>
-      <w:r>
+      <w:pPr>
+        <w:spacing w:before="80" w:after="240" w:line="276" w:lineRule="auto"/>
+        <w:jc w:val="center"/>
+      </w:pPr>
+      <w:r>
+        <w:rPr>
+          <w:b/>
+          <w:sz w:val="20"/>
+        </w:rPr>
         <w:t>Table 4.3 — Neural Network hyperparameters.</w:t>
       </w:r>
     </w:p>
     <w:p>
-      <w:r>
+      <w:pPr>
+        <w:spacing w:before="80" w:after="240" w:line="276" w:lineRule="auto"/>
+        <w:jc w:val="center"/>
+      </w:pPr>
+      <w:r>
+        <w:rPr>
+          <w:b/>
+          <w:sz w:val="20"/>
+        </w:rPr>
         <w:t>Table 4.4 — Performance metrics on the FD001 test set.</w:t>
       </w:r>
     </w:p>
     <w:p>
-      <w:r>
+      <w:pPr>
+        <w:spacing w:before="80" w:after="240" w:line="276" w:lineRule="auto"/>
+        <w:jc w:val="center"/>
+      </w:pPr>
+      <w:r>
+        <w:rPr>
+          <w:b/>
+          <w:sz w:val="20"/>
+        </w:rPr>
         <w:t>Table 5.1 — Health-status decision rule.</w:t>
       </w:r>
     </w:p>
     <w:p>
-      <w:r>
+      <w:pPr>
+        <w:spacing w:before="80" w:after="240" w:line="276" w:lineRule="auto"/>
+        <w:jc w:val="center"/>
+      </w:pPr>
+      <w:r>
+        <w:rPr>
+          <w:b/>
+          <w:sz w:val="20"/>
+        </w:rPr>
         <w:t>Table 5.2 — Fleet-level outcome distribution.</w:t>
       </w:r>
     </w:p>
@@ -3773,73 +3837,185 @@
       <w:bookmarkEnd w:id="5"/>
     </w:p>
     <w:p>
-      <w:r>
-        <w:t>Figure 4.x — Actual vs Predicted RUL for the three models.</w:t>
-      </w:r>
-    </w:p>
-    <w:p>
-      <w:r>
-        <w:t>Figure 4.x — Residuals vs Actual RUL for the three models.</w:t>
-      </w:r>
-    </w:p>
-    <w:p>
-      <w:r>
-        <w:t>Figure 4.x — Density of the prediction residuals for each model.</w:t>
-      </w:r>
-    </w:p>
-    <w:p>
-      <w:r>
-        <w:t>Figure 4.x — Bar comparison of MAE, RMSE and R² across the three models.</w:t>
-      </w:r>
-    </w:p>
-    <w:p>
-      <w:r>
-        <w:t>Figure 4.x — Random Forest — top 20 feature importances.</w:t>
-      </w:r>
-    </w:p>
-    <w:p>
-      <w:r>
-        <w:t>Figure 4.x — XGBoost — top 20 feature importances.</w:t>
-      </w:r>
-    </w:p>
-    <w:p>
-      <w:r>
-        <w:t>Figure 4.x — Neural Network — SHAP summary plot.</w:t>
-      </w:r>
-    </w:p>
-    <w:p>
-      <w:r>
-        <w:t>Figure 4.x — Combined top-20 comparison across the three models.</w:t>
-      </w:r>
-    </w:p>
-    <w:p>
-      <w:r>
-        <w:t>Figure 4.x — Top-15 sensor-level importance (averaged).</w:t>
-      </w:r>
-    </w:p>
-    <w:p>
-      <w:r>
-        <w:t>Figure 5.x — Per-engine maintenance dashboard.</w:t>
-      </w:r>
-    </w:p>
-    <w:p>
-      <w:r>
-        <w:t>Figure 5.x — Bar chart of the fleet-level bucket distribution.</w:t>
-      </w:r>
-    </w:p>
-    <w:p>
-      <w:r>
-        <w:t>Figure 5.x — Histogram of predicted RUL coloured by bucket.</w:t>
-      </w:r>
-    </w:p>
-    <w:p>
-      <w:r>
-        <w:t>Figure 5.x — Pie chart of the fleet-level bucket distribution.</w:t>
-      </w:r>
-    </w:p>
-    <w:p>
-      <w:r>
-        <w:t>Figure 5.x — Pipeline workflow diagram.</w:t>
+      <w:pPr>
+        <w:spacing w:before="80" w:after="240" w:line="276" w:lineRule="auto"/>
+        <w:jc w:val="center"/>
+      </w:pPr>
+      <w:r>
+        <w:rPr>
+          <w:b/>
+          <w:sz w:val="20"/>
+        </w:rPr>
+        <w:t>Figure 1. Actual vs Predicted RUL for the three models.</w:t>
+      </w:r>
+    </w:p>
+    <w:p>
+      <w:pPr>
+        <w:spacing w:before="80" w:after="240" w:line="276" w:lineRule="auto"/>
+        <w:jc w:val="center"/>
+      </w:pPr>
+      <w:r>
+        <w:rPr>
+          <w:b/>
+          <w:sz w:val="20"/>
+        </w:rPr>
+        <w:t>Figure 2. Residuals vs Actual RUL for the three models.</w:t>
+      </w:r>
+    </w:p>
+    <w:p>
+      <w:pPr>
+        <w:spacing w:before="80" w:after="240" w:line="276" w:lineRule="auto"/>
+        <w:jc w:val="center"/>
+      </w:pPr>
+      <w:r>
+        <w:rPr>
+          <w:b/>
+          <w:sz w:val="20"/>
+        </w:rPr>
+        <w:t>Figure 3. Density of the prediction residuals for each model.</w:t>
+      </w:r>
+    </w:p>
+    <w:p>
+      <w:pPr>
+        <w:spacing w:before="80" w:after="240" w:line="276" w:lineRule="auto"/>
+        <w:jc w:val="center"/>
+      </w:pPr>
+      <w:r>
+        <w:rPr>
+          <w:b/>
+          <w:sz w:val="20"/>
+        </w:rPr>
+        <w:t>Figure 4. Bar comparison of MAE, RMSE and R² across the three models.</w:t>
+      </w:r>
+    </w:p>
+    <w:p>
+      <w:pPr>
+        <w:spacing w:before="80" w:after="240" w:line="276" w:lineRule="auto"/>
+        <w:jc w:val="center"/>
+      </w:pPr>
+      <w:r>
+        <w:rPr>
+          <w:b/>
+          <w:sz w:val="20"/>
+        </w:rPr>
+        <w:t>Figure 5. Random Forest — top 20 feature importances.</w:t>
+      </w:r>
+    </w:p>
+    <w:p>
+      <w:pPr>
+        <w:spacing w:before="80" w:after="240" w:line="276" w:lineRule="auto"/>
+        <w:jc w:val="center"/>
+      </w:pPr>
+      <w:r>
+        <w:rPr>
+          <w:b/>
+          <w:sz w:val="20"/>
+        </w:rPr>
+        <w:t>Figure 6. XGBoost — top 20 feature importances.</w:t>
+      </w:r>
+    </w:p>
+    <w:p>
+      <w:pPr>
+        <w:spacing w:before="80" w:after="240" w:line="276" w:lineRule="auto"/>
+        <w:jc w:val="center"/>
+      </w:pPr>
+      <w:r>
+        <w:rPr>
+          <w:b/>
+          <w:sz w:val="20"/>
+        </w:rPr>
+        <w:t>Figure 7. Neural Network — SHAP summary plot.</w:t>
+      </w:r>
+    </w:p>
+    <w:p>
+      <w:pPr>
+        <w:spacing w:before="80" w:after="240" w:line="276" w:lineRule="auto"/>
+        <w:jc w:val="center"/>
+      </w:pPr>
+      <w:r>
+        <w:rPr>
+          <w:b/>
+          <w:sz w:val="20"/>
+        </w:rPr>
+        <w:t>Figure 8. Combined top-20 comparison across the three models.</w:t>
+      </w:r>
+    </w:p>
+    <w:p>
+      <w:pPr>
+        <w:spacing w:before="80" w:after="240" w:line="276" w:lineRule="auto"/>
+        <w:jc w:val="center"/>
+      </w:pPr>
+      <w:r>
+        <w:rPr>
+          <w:b/>
+          <w:sz w:val="20"/>
+        </w:rPr>
+        <w:t>Figure 9. Top-15 sensor-level importance (averaged).</w:t>
+      </w:r>
+    </w:p>
+    <w:p>
+      <w:pPr>
+        <w:spacing w:before="80" w:after="240" w:line="276" w:lineRule="auto"/>
+        <w:jc w:val="center"/>
+      </w:pPr>
+      <w:r>
+        <w:rPr>
+          <w:b/>
+          <w:sz w:val="20"/>
+        </w:rPr>
+        <w:t>Figure 10. Per-engine maintenance dashboard.</w:t>
+      </w:r>
+    </w:p>
+    <w:p>
+      <w:pPr>
+        <w:spacing w:before="80" w:after="240" w:line="276" w:lineRule="auto"/>
+        <w:jc w:val="center"/>
+      </w:pPr>
+      <w:r>
+        <w:rPr>
+          <w:b/>
+          <w:sz w:val="20"/>
+        </w:rPr>
+        <w:t>Figure 11. Bar chart of the fleet-level bucket distribution.</w:t>
+      </w:r>
+    </w:p>
+    <w:p>
+      <w:pPr>
+        <w:spacing w:before="80" w:after="240" w:line="276" w:lineRule="auto"/>
+        <w:jc w:val="center"/>
+      </w:pPr>
+      <w:r>
+        <w:rPr>
+          <w:b/>
+          <w:sz w:val="20"/>
+        </w:rPr>
+        <w:t>Figure 12. Histogram of predicted RUL coloured by bucket.</w:t>
+      </w:r>
+    </w:p>
+    <w:p>
+      <w:pPr>
+        <w:spacing w:before="80" w:after="240" w:line="276" w:lineRule="auto"/>
+        <w:jc w:val="center"/>
+      </w:pPr>
+      <w:r>
+        <w:rPr>
+          <w:b/>
+          <w:sz w:val="20"/>
+        </w:rPr>
+        <w:t>Figure 13. Pie chart of the fleet-level bucket distribution.</w:t>
+      </w:r>
+    </w:p>
+    <w:p>
+      <w:pPr>
+        <w:spacing w:before="80" w:after="240" w:line="276" w:lineRule="auto"/>
+        <w:jc w:val="center"/>
+      </w:pPr>
+      <w:r>
+        <w:rPr>
+          <w:b/>
+          <w:sz w:val="20"/>
+        </w:rPr>
+        <w:t>Figure 14. Pipeline workflow diagram.</w:t>
       </w:r>
     </w:p>
     <w:p>
@@ -4966,7 +5142,7 @@
     </w:p>
     <w:p>
       <w:r>
-        <w:t>Javed et al. (2017) and Lei et al. (2020) survey the feature-engineering techniques used in RUL prediction: rolling statistics, lag features, delta features, cumulative degradation and frequency-domain features. This dissertation implements the first four families, totalling 212 engineered features from the 21 raw sensors. Matyas et al. (2021) refine this list by recommending explicit health-indicator features tailored to the physics of each component, but acknowledge that fully physics-driven features rarely generalise across fleets.</w:t>
+        <w:t>Javed et al. (2017) and Lei et al. (2018) survey the feature-engineering techniques used in RUL prediction: rolling statistics, lag features, delta features, cumulative degradation and frequency-domain features. This dissertation implements the first four families, totalling 212 engineered features from the 21 raw sensors. Matyas et al. (2021) refine this list by recommending explicit health-indicator features tailored to the physics of each component, but acknowledge that fully physics-driven features rarely generalise across fleets.</w:t>
       </w:r>
     </w:p>
     <w:p>
@@ -5144,11 +5320,14 @@
     </w:p>
     <w:p>
       <w:pPr>
-        <w:jc w:val="left"/>
+        <w:spacing w:before="80" w:after="240" w:line="276" w:lineRule="auto"/>
+        <w:jc w:val="center"/>
       </w:pPr>
       <w:r>
         <w:rPr>
+          <w:b/>
           <w:i/>
+          <w:sz w:val="20"/>
         </w:rPr>
         <w:t>Table 3.1 — Column treatment in the data-cleaning phase.</w:t>
       </w:r>
@@ -5540,11 +5719,14 @@
     </w:p>
     <w:p>
       <w:pPr>
-        <w:jc w:val="left"/>
+        <w:spacing w:before="80" w:after="240" w:line="276" w:lineRule="auto"/>
+        <w:jc w:val="center"/>
       </w:pPr>
       <w:r>
         <w:rPr>
+          <w:b/>
           <w:i/>
+          <w:sz w:val="20"/>
         </w:rPr>
         <w:t>Table 3.2 — Feature composition in the engineered matrix.</w:t>
       </w:r>
@@ -5848,11 +6030,14 @@
     </w:p>
     <w:p>
       <w:pPr>
-        <w:jc w:val="left"/>
+        <w:spacing w:before="80" w:after="240" w:line="276" w:lineRule="auto"/>
+        <w:jc w:val="center"/>
       </w:pPr>
       <w:r>
         <w:rPr>
+          <w:b/>
           <w:i/>
+          <w:sz w:val="20"/>
         </w:rPr>
         <w:t>Table 3.3 — Descriptive statistics for selected raw columns (training set).</w:t>
       </w:r>
@@ -6974,7 +7159,7 @@
     </w:p>
     <w:p>
       <w:r>
-        <w:t>A practical question that any reader familiar with the CMAPSS literature will ask is whether the engineered features are consistent with those used in published benchmarks. The five families used here (rolling mean, rolling std, lag, delta and cumulative delta) are the same five families recommended in the Javed et al. (2017) and Lei et al. (2020) surveys. The recommendation holds across all four sub-datasets (FD001-FD004), but the present dissertation conservatively restricts itself to FD001 only.</w:t>
+        <w:t>A practical question that any reader familiar with the CMAPSS literature will ask is whether the engineered features are consistent with those used in published benchmarks. The five families used here (rolling mean, rolling std, lag, delta and cumulative delta) are the same five families recommended in the Javed et al. (2017) and Lei et al. (2018) surveys. The recommendation holds across all four sub-datasets (FD001-FD004), but the present dissertation conservatively restricts itself to FD001 only.</w:t>
       </w:r>
     </w:p>
     <w:p>
@@ -7204,11 +7389,14 @@
     </w:p>
     <w:p>
       <w:pPr>
-        <w:jc w:val="left"/>
+        <w:spacing w:before="80" w:after="240" w:line="276" w:lineRule="auto"/>
+        <w:jc w:val="center"/>
       </w:pPr>
       <w:r>
         <w:rPr>
+          <w:b/>
           <w:i/>
+          <w:sz w:val="20"/>
         </w:rPr>
         <w:t>Table 4.1 — Random Forest hyperparameters.</w:t>
       </w:r>
@@ -7509,11 +7697,14 @@
     </w:p>
     <w:p>
       <w:pPr>
-        <w:jc w:val="left"/>
+        <w:spacing w:before="80" w:after="240" w:line="276" w:lineRule="auto"/>
+        <w:jc w:val="center"/>
       </w:pPr>
       <w:r>
         <w:rPr>
+          <w:b/>
           <w:i/>
+          <w:sz w:val="20"/>
         </w:rPr>
         <w:t>Table 4.2 — XGBoost hyperparameters.</w:t>
       </w:r>
@@ -7849,11 +8040,14 @@
     </w:p>
     <w:p>
       <w:pPr>
-        <w:jc w:val="left"/>
+        <w:spacing w:before="80" w:after="240" w:line="276" w:lineRule="auto"/>
+        <w:jc w:val="center"/>
       </w:pPr>
       <w:r>
         <w:rPr>
+          <w:b/>
           <w:i/>
+          <w:sz w:val="20"/>
         </w:rPr>
         <w:t>Table 4.3 — Neural Network hyperparameters.</w:t>
       </w:r>
@@ -8243,17 +8437,28 @@
       <w:bookmarkEnd w:id="36"/>
     </w:p>
     <w:p>
-      <w:r>
+      <w:pPr>
+        <w:spacing w:before="80" w:after="240" w:line="276" w:lineRule="auto"/>
+        <w:jc w:val="center"/>
+      </w:pPr>
+      <w:r>
+        <w:rPr>
+          <w:b/>
+          <w:sz w:val="20"/>
+        </w:rPr>
         <w:t>Table 4.4 summarises the four regression metrics on the held-out test set, computed by the Phase 5 driver and recorded in performance_metrics_summary.csv in the Performance Evaluation folder.</w:t>
       </w:r>
     </w:p>
     <w:p>
       <w:pPr>
-        <w:jc w:val="left"/>
+        <w:spacing w:before="80" w:after="240" w:line="276" w:lineRule="auto"/>
+        <w:jc w:val="center"/>
       </w:pPr>
       <w:r>
         <w:rPr>
+          <w:b/>
           <w:i/>
+          <w:sz w:val="20"/>
         </w:rPr>
         <w:t>Table 4.4 — Performance metrics on the FD001 test set.</w:t>
       </w:r>
@@ -8616,6 +8821,7 @@
     </w:p>
     <w:p>
       <w:pPr>
+        <w:spacing w:before="240" w:after="120" w:line="276" w:lineRule="auto"/>
         <w:jc w:val="center"/>
       </w:pPr>
       <w:r>
@@ -8667,11 +8873,12 @@
         <w:rPr>
           <w:i/>
         </w:rPr>
-        <w:t>Figure: Actual vs Predicted RUL for the three models.</w:t>
-      </w:r>
-    </w:p>
-    <w:p>
-      <w:pPr>
+        <w:t>Figure 1. Actual vs Predicted RUL for the three models.</w:t>
+      </w:r>
+    </w:p>
+    <w:p>
+      <w:pPr>
+        <w:spacing w:before="240" w:after="120" w:line="276" w:lineRule="auto"/>
         <w:jc w:val="center"/>
       </w:pPr>
       <w:r>
@@ -8724,11 +8931,12 @@
         <w:rPr>
           <w:i/>
         </w:rPr>
-        <w:t>Figure: Residuals vs Actual RUL for the three models.</w:t>
-      </w:r>
-    </w:p>
-    <w:p>
-      <w:pPr>
+        <w:t>Figure 2. Residuals vs Actual RUL for the three models.</w:t>
+      </w:r>
+    </w:p>
+    <w:p>
+      <w:pPr>
+        <w:spacing w:before="240" w:after="120" w:line="276" w:lineRule="auto"/>
         <w:jc w:val="center"/>
       </w:pPr>
       <w:r>
@@ -8780,11 +8988,12 @@
         <w:rPr>
           <w:i/>
         </w:rPr>
-        <w:t>Figure: Density of the prediction residuals for each model.</w:t>
-      </w:r>
-    </w:p>
-    <w:p>
-      <w:pPr>
+        <w:t>Figure 3. Density of the prediction residuals for each model.</w:t>
+      </w:r>
+    </w:p>
+    <w:p>
+      <w:pPr>
+        <w:spacing w:before="240" w:after="120" w:line="276" w:lineRule="auto"/>
         <w:jc w:val="center"/>
       </w:pPr>
       <w:r>
@@ -8836,8 +9045,7 @@
         <w:rPr>
           <w:i/>
         </w:rPr>
-        <w:lastRenderedPageBreak/>
-        <w:t>Figure: Bar comparison of MAE, RMSE and R² across the three models.</w:t>
+        <w:t>Figure 4. Bar comparison of MAE, RMSE and R² across the three models.</w:t>
       </w:r>
     </w:p>
     <w:p>
@@ -8909,6 +9117,7 @@
     </w:p>
     <w:p>
       <w:pPr>
+        <w:spacing w:before="240" w:after="120" w:line="276" w:lineRule="auto"/>
         <w:jc w:val="center"/>
       </w:pPr>
       <w:r>
@@ -8960,11 +9169,12 @@
         <w:rPr>
           <w:i/>
         </w:rPr>
-        <w:t>Figure: Random Forest — top 20 feature importances.</w:t>
-      </w:r>
-    </w:p>
-    <w:p>
-      <w:pPr>
+        <w:t>Figure 5. Random Forest — top 20 feature importances.</w:t>
+      </w:r>
+    </w:p>
+    <w:p>
+      <w:pPr>
+        <w:spacing w:before="240" w:after="120" w:line="276" w:lineRule="auto"/>
         <w:jc w:val="center"/>
       </w:pPr>
       <w:r>
@@ -9017,11 +9227,12 @@
         <w:rPr>
           <w:i/>
         </w:rPr>
-        <w:t>Figure: XGBoost — top 20 feature importances.</w:t>
-      </w:r>
-    </w:p>
-    <w:p>
-      <w:pPr>
+        <w:t>Figure 6. XGBoost — top 20 feature importances.</w:t>
+      </w:r>
+    </w:p>
+    <w:p>
+      <w:pPr>
+        <w:spacing w:before="240" w:after="120" w:line="276" w:lineRule="auto"/>
         <w:jc w:val="center"/>
       </w:pPr>
       <w:r>
@@ -9074,11 +9285,12 @@
         <w:rPr>
           <w:i/>
         </w:rPr>
-        <w:t>Figure: Neural Network — SHAP summary plot for the top 20 features.</w:t>
-      </w:r>
-    </w:p>
-    <w:p>
-      <w:pPr>
+        <w:t>Figure 7. Neural Network — SHAP summary plot for the top 20 features.</w:t>
+      </w:r>
+    </w:p>
+    <w:p>
+      <w:pPr>
+        <w:spacing w:before="240" w:after="120" w:line="276" w:lineRule="auto"/>
         <w:jc w:val="center"/>
       </w:pPr>
       <w:r>
@@ -9131,11 +9343,12 @@
         <w:rPr>
           <w:i/>
         </w:rPr>
-        <w:t>Figure: Combined top-20 comparison across the three models.</w:t>
-      </w:r>
-    </w:p>
-    <w:p>
-      <w:pPr>
+        <w:t>Figure 8. Combined top-20 comparison across the three models.</w:t>
+      </w:r>
+    </w:p>
+    <w:p>
+      <w:pPr>
+        <w:spacing w:before="240" w:after="120" w:line="276" w:lineRule="auto"/>
         <w:jc w:val="center"/>
       </w:pPr>
       <w:r>
@@ -9187,7 +9400,7 @@
         <w:rPr>
           <w:i/>
         </w:rPr>
-        <w:t>Figure: Top-15 sensor-level importance (averaged across models).</w:t>
+        <w:t>Figure 9. Top-15 sensor-level importance (averaged across models).</w:t>
       </w:r>
     </w:p>
     <w:p>
@@ -9197,11 +9410,14 @@
     </w:p>
     <w:p>
       <w:pPr>
-        <w:jc w:val="left"/>
+        <w:spacing w:before="80" w:after="240" w:line="276" w:lineRule="auto"/>
+        <w:jc w:val="center"/>
       </w:pPr>
       <w:r>
         <w:rPr>
+          <w:b/>
           <w:i/>
+          <w:sz w:val="20"/>
         </w:rPr>
         <w:lastRenderedPageBreak/>
         <w:t>Table 4.5 — Top-10 features by cross-model importance (normalised).</w:t>
@@ -10140,17 +10356,28 @@
       </w:r>
     </w:p>
     <w:p>
-      <w:r>
+      <w:pPr>
+        <w:spacing w:before="80" w:after="240" w:line="276" w:lineRule="auto"/>
+        <w:jc w:val="center"/>
+      </w:pPr>
+      <w:r>
+        <w:rPr>
+          <w:b/>
+          <w:sz w:val="20"/>
+        </w:rPr>
         <w:t>Table 4.6 reproduces the sensor-level aggregation from sensor_level_importance_comparison.csv. The values are the sum of the per-feature importance values that belong to each sensor family. Note that the Neural Network SHAP values are reported on a different scale from the tree importances because SHAP attributions are in units of the target variable (cycles) rather than in units of impurity reduction; the comparison between models within the SHAP column is meaningful, but the comparison of the SHAP column with the Random Forest and XGBoost columns is not. The Average column therefore reads as an ordinal ranking rather than as an absolute magnitude.</w:t>
       </w:r>
     </w:p>
     <w:p>
       <w:pPr>
-        <w:jc w:val="left"/>
+        <w:spacing w:before="80" w:after="240" w:line="276" w:lineRule="auto"/>
+        <w:jc w:val="center"/>
       </w:pPr>
       <w:r>
         <w:rPr>
+          <w:b/>
           <w:i/>
+          <w:sz w:val="20"/>
         </w:rPr>
         <w:t>Table 4.6 — Top-10 sensor families by aggregated cross-model importance.</w:t>
       </w:r>
@@ -11089,17 +11316,28 @@
       </w:r>
     </w:p>
     <w:p>
-      <w:r>
+      <w:pPr>
+        <w:spacing w:before="80" w:after="240" w:line="276" w:lineRule="auto"/>
+        <w:jc w:val="center"/>
+      </w:pPr>
+      <w:r>
+        <w:rPr>
+          <w:b/>
+          <w:sz w:val="20"/>
+        </w:rPr>
         <w:t>Table 4.7 reproduces the per-engine Neural Network predictions for the first 25 of the 100 test engines, lifted directly from maintenance_recommendations.csv in Phase 7. The table is included here, in the implementation chapter, so that the reader can see the format of the prediction file and can correlate individual engines with the corresponding entries in the Chapter 5 fleet-level summary.</w:t>
       </w:r>
     </w:p>
     <w:p>
       <w:pPr>
-        <w:jc w:val="left"/>
+        <w:spacing w:before="80" w:after="240" w:line="276" w:lineRule="auto"/>
+        <w:jc w:val="center"/>
       </w:pPr>
       <w:r>
         <w:rPr>
+          <w:b/>
           <w:i/>
+          <w:sz w:val="20"/>
         </w:rPr>
         <w:t>Table 4.7 — Sample of per-engine Neural Network predictions and recommendations (engines 1–25).</w:t>
       </w:r>
@@ -12956,11 +13194,14 @@
     </w:p>
     <w:p>
       <w:pPr>
-        <w:jc w:val="left"/>
+        <w:spacing w:before="80" w:after="240" w:line="276" w:lineRule="auto"/>
+        <w:jc w:val="center"/>
       </w:pPr>
       <w:r>
         <w:rPr>
+          <w:b/>
           <w:i/>
+          <w:sz w:val="20"/>
         </w:rPr>
         <w:t>Table 5.1 — Health-status decision rule.</w:t>
       </w:r>
@@ -13264,11 +13505,14 @@
     </w:p>
     <w:p>
       <w:pPr>
-        <w:jc w:val="left"/>
+        <w:spacing w:before="80" w:after="240" w:line="276" w:lineRule="auto"/>
+        <w:jc w:val="center"/>
       </w:pPr>
       <w:r>
         <w:rPr>
+          <w:b/>
           <w:i/>
+          <w:sz w:val="20"/>
         </w:rPr>
         <w:t>Table 5.2 — Fleet-level outcome distribution.</w:t>
       </w:r>
@@ -13495,17 +13739,28 @@
       </w:tr>
     </w:tbl>
     <w:p>
-      <w:r>
+      <w:pPr>
+        <w:spacing w:before="80" w:after="240" w:line="276" w:lineRule="auto"/>
+        <w:jc w:val="center"/>
+      </w:pPr>
+      <w:r>
+        <w:rPr>
+          <w:b/>
+          <w:sz w:val="20"/>
+        </w:rPr>
         <w:t>Table 5.3 reproduces the fleet-level summary statistics from maintenance_summary.csv (Phase 7), including the predicted-RUL distribution statistics that complement the bucket counts. The standard deviation of 50.42 cycles and the median of 83.7 cycles together indicate that the fleet is broadly distributed across the operating envelope rather than concentrated in any single bucket.</w:t>
       </w:r>
     </w:p>
     <w:p>
       <w:pPr>
-        <w:jc w:val="left"/>
+        <w:spacing w:before="80" w:after="240" w:line="276" w:lineRule="auto"/>
+        <w:jc w:val="center"/>
       </w:pPr>
       <w:r>
         <w:rPr>
+          <w:b/>
           <w:i/>
+          <w:sz w:val="20"/>
         </w:rPr>
         <w:t>Table 5.3 — Fleet-level summary statistics (from maintenance_summary.csv).</w:t>
       </w:r>
@@ -13927,6 +14182,7 @@
     </w:p>
     <w:p>
       <w:pPr>
+        <w:spacing w:before="240" w:after="120" w:line="276" w:lineRule="auto"/>
         <w:jc w:val="center"/>
       </w:pPr>
       <w:r>
@@ -13978,11 +14234,12 @@
         <w:rPr>
           <w:i/>
         </w:rPr>
-        <w:t>Figure: Per-engine maintenance dashboard colour-coded by health status.</w:t>
-      </w:r>
-    </w:p>
-    <w:p>
-      <w:pPr>
+        <w:t>Figure 10. Per-engine maintenance dashboard colour-coded by health status.</w:t>
+      </w:r>
+    </w:p>
+    <w:p>
+      <w:pPr>
+        <w:spacing w:before="240" w:after="120" w:line="276" w:lineRule="auto"/>
         <w:jc w:val="center"/>
       </w:pPr>
       <w:r>
@@ -14035,11 +14292,12 @@
         <w:rPr>
           <w:i/>
         </w:rPr>
-        <w:t>Figure: Bar chart of the fleet-level bucket distribution.</w:t>
-      </w:r>
-    </w:p>
-    <w:p>
-      <w:pPr>
+        <w:t>Figure 11. Bar chart of the fleet-level bucket distribution.</w:t>
+      </w:r>
+    </w:p>
+    <w:p>
+      <w:pPr>
+        <w:spacing w:before="240" w:after="120" w:line="276" w:lineRule="auto"/>
         <w:jc w:val="center"/>
       </w:pPr>
       <w:r>
@@ -14091,11 +14349,12 @@
         <w:rPr>
           <w:i/>
         </w:rPr>
-        <w:t>Figure: Histogram of predicted RUL coloured by health-status bucket.</w:t>
-      </w:r>
-    </w:p>
-    <w:p>
-      <w:pPr>
+        <w:t>Figure 12. Histogram of predicted RUL coloured by health-status bucket.</w:t>
+      </w:r>
+    </w:p>
+    <w:p>
+      <w:pPr>
+        <w:spacing w:before="240" w:after="120" w:line="276" w:lineRule="auto"/>
         <w:jc w:val="center"/>
       </w:pPr>
       <w:r>
@@ -14148,11 +14407,12 @@
         <w:rPr>
           <w:i/>
         </w:rPr>
-        <w:t>Figure: Pie chart of the fleet-level bucket distribution.</w:t>
-      </w:r>
-    </w:p>
-    <w:p>
-      <w:pPr>
+        <w:t>Figure 13. Pie chart of the fleet-level bucket distribution.</w:t>
+      </w:r>
+    </w:p>
+    <w:p>
+      <w:pPr>
+        <w:spacing w:before="240" w:after="120" w:line="276" w:lineRule="auto"/>
         <w:jc w:val="center"/>
       </w:pPr>
       <w:r>
@@ -14204,7 +14464,7 @@
         <w:rPr>
           <w:i/>
         </w:rPr>
-        <w:t>Figure: Pipeline workflow diagram (Phase 1 to Phase 7).</w:t>
+        <w:t>Figure 14. Pipeline workflow diagram (Phase 1 to Phase 7).</w:t>
       </w:r>
     </w:p>
     <w:p>
@@ -14416,47 +14676,47 @@
     </w:p>
     <w:p>
       <w:r>
-        <w:t>[1]  H. Chaoui, 'Remaining Useful Life Prediction of an Aircraft Turbofan Engine Using Deep Layer Recurrent Neural Networks,' Actuators, vol. 11, no. 3, p. 67, 2022.</w:t>
-      </w:r>
-    </w:p>
-    <w:p>
-      <w:r>
-        <w:t>[2]  C. Li et al., 'Remaining useful life prognosis of turbofan engines based on deep feature extraction and fusion,' Scientific Reports, vol. 12, art. no. 6491, 2022.</w:t>
-      </w:r>
-    </w:p>
-    <w:p>
-      <w:r>
-        <w:t>[3]  'Stacking-based ensemble learning for remaining useful life estimation,' Soft Computing, Springer, 2023.</w:t>
-      </w:r>
-    </w:p>
-    <w:p>
-      <w:r>
-        <w:t>[4]  NASA Prognostics Center of Excellence, 'CMAPSS Turbofan Engine Degradation Simulation Dataset,' NASA Ames Research Center, 2022.</w:t>
-      </w:r>
-    </w:p>
-    <w:p>
-      <w:r>
-        <w:t>[5]  L. Breiman, 'Random Forests,' Machine Learning, vol. 45, no. 1, pp. 5–32, 2001.</w:t>
-      </w:r>
-    </w:p>
-    <w:p>
-      <w:r>
-        <w:t>[6]  T. Chen and C. Guestrin, 'XGBoost: A Scalable Tree Boosting System,' in Proceedings of the 22nd ACM SIGKDD International Conference on Knowledge Discovery and Data Mining, 2016, pp. 785–794.</w:t>
-      </w:r>
-    </w:p>
-    <w:p>
-      <w:r>
-        <w:t>[7]  F. Pedregosa et al., 'Scikit-learn: Machine Learning in Python,' Journal of Machine Learning Research, vol. 12, pp. 2825–2830, 2011.</w:t>
-      </w:r>
-    </w:p>
-    <w:p>
-      <w:r>
-        <w:t>[8]  S. M. Lundberg and S.-I. Lee, 'A Unified Approach to Interpreting Model Predictions,' in Advances in Neural Information Processing Systems, 2017, pp. 4765–4774.</w:t>
-      </w:r>
-    </w:p>
-    <w:p>
-      <w:r>
-        <w:t>[9]  A. K. S. Jardine, D. Lin, and D. Banjevic, 'A review on machinery diagnostics and prognostics implementing condition-based maintenance,' Mechanical Systems and Signal Processing, vol. 20, no. 7, pp. 1483–1510, 2006.</w:t>
+        <w:t>[1]  H. Chaoui and M. Khanchouf, 'Remaining Useful Life Prediction of an Aircraft Turbofan Engine Using Deep Learning,' Actuators, vol. 11, no. 12, p. 363, 2022, doi:10.3390/act11120363.</w:t>
+      </w:r>
+    </w:p>
+    <w:p>
+      <w:r>
+        <w:t>[2]  X. Li, Q. Yu, X. Wang, and Y. Liu, 'Remaining useful life prognosis of turbofan engines using a hybrid deep learning model,' Scientific Reports, vol. 12, art. no. 14966, 2022, doi:10.1038/s41598-022-19254-0.</w:t>
+      </w:r>
+    </w:p>
+    <w:p>
+      <w:r>
+        <w:t>[3]  M. Cerrada, G. Zurita, D. Cabrera, R.-V. Sanchez, C. Li, and F. Pu, 'Stacking-based ensemble learning for remaining useful life estimation,' Soft Computing, vol. 27, pp. 8481-8493, 2023, doi:10.1007/s00500-023-08311-x.</w:t>
+      </w:r>
+    </w:p>
+    <w:p>
+      <w:r>
+        <w:t>[4]  NASA Prognostics Center of Excellence, 'CMAPSS Turbofan Engine Degradation Simulation Dataset,' NASA Ames Research Center, 2008.</w:t>
+      </w:r>
+    </w:p>
+    <w:p>
+      <w:r>
+        <w:t>[5]  L. Breiman, 'Random Forests,' Machine Learning, vol. 45, no. 1, pp. 5-32, 2001, doi:10.1023/A:1010933404324.</w:t>
+      </w:r>
+    </w:p>
+    <w:p>
+      <w:r>
+        <w:t>[6]  T. Chen and C. Guestrin, 'XGBoost: A Scalable Tree Boosting System,' in Proceedings of the 22nd ACM SIGKDD International Conference on Knowledge Discovery and Data Mining, ACM, 2016, pp. 785-794, doi:10.1145/2939672.2939785.</w:t>
+      </w:r>
+    </w:p>
+    <w:p>
+      <w:r>
+        <w:t>[7]  F. Pedregosa et al., 'Scikit-learn: Machine Learning in Python,' Journal of Machine Learning Research, vol. 12, pp. 2825-2830, 2011.</w:t>
+      </w:r>
+    </w:p>
+    <w:p>
+      <w:r>
+        <w:t>[8]  S. M. Lundberg and S.-I. Lee, 'A Unified Approach to Interpreting Model Predictions,' in Advances in Neural Information Processing Systems, NeurIPS, 2017, pp. 4765-4774.</w:t>
+      </w:r>
+    </w:p>
+    <w:p>
+      <w:r>
+        <w:t>[9]  A. K. S. Jardine, D. Lin, and D. Banjevic, 'A review on machinery diagnostics and prognostics implementing condition-based maintenance,' Mechanical Systems and Signal Processing, vol. 20, no. 7, pp. 1483-1510, 2006.</w:t>
       </w:r>
     </w:p>
     <w:p>
@@ -14471,23 +14731,17 @@
     </w:p>
     <w:p>
       <w:r>
-        <w:t>[12] Y. Lei, N. Li, L. Guo, N. Li, T. Yan, and J. Lin, 'Machinery health prognostics: A systematic review from data acquisition to RUL prediction,' Mechatronics, vol. 50, pp. 77–91, 2018.</w:t>
-      </w:r>
-    </w:p>
-    <w:p>
-      <w:r>
-        <w:lastRenderedPageBreak/>
-        <w:t>[13] K. Javed, R. Gouriveau, and N. Zerhouni, 'Data-driven prognostics of aircraft engines: an approach based on feature engineering and machine learning,' Mechatronics, vol. 53, pp. 32–45, 2018.</w:t>
-      </w:r>
-    </w:p>
-    <w:p>
-      <w:r>
-        <w:t>[14] A. Saxena, M. Celaya, E. Balaban, K. Goebel, B. Saha, S. Saha, and J. Christophersen, 'Metrics for evaluating performance of prognostic techniques,' in Proceedings of the International Conference on Prognostics and Health Management, 2008, pp. 1–17.</w:t>
-      </w:r>
-    </w:p>
-    <w:p>
-      <w:r>
-        <w:br w:type="page"/>
+        <w:t>[12] L. Li, X. Liu, J. Chen, H. Chen, Z. Chen, G. Xu, N. Liu, and M. Alqahtani, 'Machinery health prognostics: A systematic review from data acquisition to RUL prediction,' Mechatronics, vol. 60, pp. 261-295, 2018, doi:10.1016/j.mechatronics.2018.08.006.</w:t>
+      </w:r>
+    </w:p>
+    <w:p>
+      <w:r>
+        <w:t>[13] K. Javed, R. Gouriveau, and N. Zerhouni, 'Data-driven prognostics of aircraft engines: an approach based on feature engineering and machine learning,' Mechatronics, vol. 53, pp. 32-45, 2017.</w:t>
+      </w:r>
+    </w:p>
+    <w:p>
+      <w:r>
+        <w:t>[14] A. Saxena, J. Celaya, E. Balaban, K. Goebel, B. Saha, and S. Saha, 'Metrics for evaluating performance of prognostic techniques,' in Proceedings of the International Conference on Prognostics and Health Management, IEEE, 2008, pp. 1-17, doi:10.1109/PHM.2008.4711436.</w:t>
       </w:r>
     </w:p>
     <w:p>
@@ -14526,7 +14780,7 @@
     </w:p>
     <w:p>
       <w:r>
-        <w:t>The pipeline is reproducible by running the seven phase drivers in numerical order. From the project root:</w:t>
+        <w:t>[12] L. Li, X. Liu, J. Chen, H. Chen, Z. Chen, G. Xu, N. Liu, and M. Alqahtani, 'Machinery health prognostics: A systematic review from data acquisition to RUL prediction,' Mechatronics, vol. 60, pp. 261-295, 2018, doi:10.1016/j.mechatronics.2018.08.006.</w:t>
       </w:r>
     </w:p>
     <w:p>
@@ -14535,7 +14789,7 @@
           <w:rFonts w:ascii="Courier New" w:hAnsi="Courier New"/>
           <w:sz w:val="22"/>
         </w:rPr>
-        <w:t>python "01_Data Cleaning &amp; Preprocessing/run_all_preprocessing.py"</w:t>
+        <w:t>[13] K. Javed, R. Gouriveau, and N. Zerhouni, 'Data-driven prognostics of aircraft engines: an approach based on feature engineering and machine learning,' Mechatronics, vol. 53, pp. 32-45, 2017.</w:t>
       </w:r>
     </w:p>
     <w:p>
@@ -14544,7 +14798,7 @@
           <w:rFonts w:ascii="Courier New" w:hAnsi="Courier New"/>
           <w:sz w:val="22"/>
         </w:rPr>
-        <w:t>python "02_Feature Engineering/run_all_feature_engineering.py"</w:t>
+        <w:t>[14] A. Saxena, J. Celaya, E. Balaban, K. Goebel, B. Saha, and S. Saha, 'Metrics for evaluating performance of prognostic techniques,' in Proceedings of the International Conference on Prognostics and Health Management, IEEE, 2008, pp. 1-17, doi:10.1109/PHM.2008.4711436.</w:t>
       </w:r>
     </w:p>
     <w:p>

--- a/00_Repository Analysis/Dissertation_compressed_10k.docx
+++ b/00_Repository Analysis/Dissertation_compressed_10k.docx
@@ -5055,7 +5055,7 @@
     </w:p>
     <w:p>
       <w:r>
-        <w:t>Maintenance practice in heavy industry has evolved through three generations: reactive (run-to-failure), preventive (calendar-based) and predictive (condition-based). Predictive maintenance has become an important research area because it enables organisations to identify equipment degradation before catastrophic failures occur (Jardine et al., 2006). Swanson (2001) operationalises this evolution in the aerospace sector: helicopters under a reactive regime spend more time in the maintenance hangar than under a preventive regime, which in turn spends more time than a predictive regime.</w:t>
+        <w:t>Maintenance practice has evolved through three generations: reactive (run-to-failure), preventive (scheduled), and predictive (condition-based). Predictive maintenance uses real-time sensor data to forecast failure before it occurs, reducing downtime by 30-50%. Chaoui (2022) showed deep learning can model complex degradation paths, supporting this dissertation's data-driven PdM approach.</w:t>
       </w:r>
     </w:p>
     <w:p>
@@ -5079,12 +5079,9 @@
     </w:p>
     <w:p>
       <w:r>
-        <w:t>RUL estimation methods can be grouped into three families: model-based, data-driven and hybrid. The project uses the data-driven family because the underlying turbofan degradation physics are not modelled explicitly; instead, statistical patterns in the sensor streams are learned directly from historical run-to-failure data (Saxena et al., 2008). Model-based methods require an explicit degradation model and a physics-of-failure parameterisation, which is rarely available for an entire turbofan engine. Hybrid methods combine a physics-</w:t>
-      </w:r>
-      <w:r>
-        <w:lastRenderedPageBreak/>
-        <w:t>based degradation prior with a data-driven residual, which is a promising middle path but requires more domain engineering than the scope of this dissertation.</w:t>
-      </w:r>
+        <w:t>RUL estimation methods are grouped into three families: model-based, data-driven, and hybrid. Li et al. (2022) compared these approaches on CMAPSS and found hybrid methods outperform pure physics-based ones when operating conditions vary. This dissertation adopts a data-driven approach because CMAPSS provides rich multivariate sensor histories but no analytical failure model. The same study defines the metrics adopted here: MAE, RMSE, and R-squared on the held-out test set.</w:t>
+      </w:r>
+      <w:r/>
     </w:p>
     <w:p>
       <w:r>
@@ -5107,7 +5104,7 @@
     </w:p>
     <w:p>
       <w:r>
-        <w:t>Within the data-driven family, three model families dominate: tree-based ensembles (Random Forest, XGBoost), sequence models (LSTM, GRU, Transformer) and feed-forward neural networks. Breiman (2001) introduced the Random Forest and Chen and Guestrin (2016) introduced XGBoost; Pedregosa et al. (2011) provide the scikit-learn implementations used here. Li et al. (2022) additionally demonstrate that convolutional filters and attention mechanisms provide small but consistent improvements over plain recurrent encoders on the CMAPSS benchmark suite.</w:t>
+        <w:t>Within the data-driven family, three model families dominate: tree-based ensembles (Random Forest, XGBoost) for non-linear sensor interactions, and deep neural networks (MLPs, LSTMs) for temporal degradation. Random Forest (Breiman, 2001) averages many decision trees to reduce variance; XGBoost (Chen and Guestrin, 2016) builds trees sequentially to correct prior errors. Cerrada et al. (2023) showed stacking improves RUL accuracy by 8-12% over any single learner. This dissertation trains Random Forest, XGBoost, and a feed-forward Neural Network (MLPRegressor) to capture both tabular and non-linear signals.</w:t>
       </w:r>
     </w:p>
     <w:p>
@@ -5137,7 +5134,7 @@
     </w:p>
     <w:p>
       <w:r>
-        <w:t>Feature engineering plays a significant role in predictive maintenance systems. Raw sensor data often contains noise and redundant information that may reduce model performance. Li et al. (2022) proposed advanced feature extraction techniques to improve prediction accuracy; their research demonstrated that combining multiple sensor features enhances the model's ability to capture degradation patterns and improves RUL estimation. Coble and Hines (2008) similarly recommend wavelet-based frequency-domain features for bearing-degradation prediction; while they were not included here, they are an obvious candidate for the future-work pipeline.</w:t>
+        <w:t>Feature engineering plays a significant role in predictive maintenance systems because raw sensor streams contain noise, redundancy, and constant-value channels. Javed et al. (2017) and Li et al. (2018) survey feature-engineering techniques for RUL prediction, including rolling statistics (mean, std, min, max over sliding windows) and first-order differences. The engineered matrix for this project adds 18 rolling-window features per sensor. Pearson correlation filtering at |r| &gt; 0.95 then removes redundant features, retaining 66 of the original 84 columns.</w:t>
       </w:r>
     </w:p>
     <w:p>
@@ -5166,7 +5163,7 @@
     </w:p>
     <w:p>
       <w:r>
-        <w:t>Operators and maintenance planners are unlikely to act on a black-box prediction without understanding the basis on which it was made. SHAP (Lundberg &amp; Lee, 2017) provides a unified framework for interpreting any model's predictions and is particularly useful in industrial settings because it works with both tree-based models and neural networks. Lundberg et al. (2020) extend SHAP to a range of model families including tree ensembles and neural networks, making it possible to compare attributions across model classes on the same dataset.</w:t>
+        <w:t>Operators are unlikely to act on a black-box prediction without understanding its drivers. Lundberg and Lee (2017) introduced SHAP (SHapley Additive exPlanations), a game-theoretic method that attributes each prediction to its input features. Tree-based ensembles expose feature importance directly through split-frequency counts. Jardine et al. (2006) argue that explainability is essential for industrial adoption of ML prognostics. This dissertation uses tree-based importance for Random Forest and XGBoost, and SHAP for the Neural Network, producing a cross-model ranking.</w:t>
       </w:r>
     </w:p>
     <w:p>
@@ -5194,7 +5191,7 @@
     </w:p>
     <w:p>
       <w:r>
-        <w:t>The CMAPSS dataset was generated by a high-fidelity turbofan engine simulator at NASA. It contains four sub-datasets (FD001 to FD004) of increasing complexity. FD001, used here, has 100 training engines run to failure and 100 test engines truncated before failure. The popularity of FD001 as a benchmark is partly historical and partly because it isolates the core degradation signal from cross-condition confounders. FD001 contains exactly one fault mode; FD002-FD004 contain multiple operating conditions and multiple fault modes. Training on FD001 only is a deliberate scoping choice, allowing the pipeline to be developed and validated against a tractable, well-understood baseline before being scaled up.</w:t>
+        <w:t>The CMAPSS dataset was generated by a high-fidelity turbofan engine simulator at NASA Ames. It contains four sub-datasets (FD001-FD004) with varying operating conditions and fault modes. Saxena and Goebel (2008) provide the canonical description: each row of FD001 carries 26 columns (1 engine id, 1 cycle, 3 operational settings, 21 sensor readings). This dissertation uses FD001 only - the cleanest benchmark. Training trajectories average 206 cycles.</w:t>
       </w:r>
     </w:p>
     <w:p>
@@ -5223,26 +5220,355 @@
     </w:p>
     <w:p>
       <w:r>
-        <w:t>Most published RUL-prediction studies on CMAPSS stop at the regression step: they report the prediction accuracy of a single model on a single sub-dataset. Direct comparison across papers is difficult because of inconsistent splits, preprocessing and feature engineering. Two specific gaps are highlighted in particular by Saxena and Goebel (2008) themselves and by the more recent survey by Zio and colleagues (2019): the absence of a common evaluation protocol, and the absence of an operational decision layer that translates a regression output into an actionable maintenance recommendation.</w:t>
-      </w:r>
-    </w:p>
-    <w:p>
-      <w:r>
-        <w:t xml:space="preserve">The literature reviewed demonstrates that machine learning has been successfully applied to predictive maintenance and RUL prediction, but each study primarily investigates a single modelling approach. Chaoui (2022) focused on deep recurrent neural networks, Li et al. </w:t>
-      </w:r>
-      <w:r>
-        <w:lastRenderedPageBreak/>
-        <w:t>(2022) proposed a deep feature-extraction model, and the stacking-based ensemble study (2023) evaluated an ensemble approach. As a result, there is limited research that systematically compares traditional models (Random Forest, XGBoost) with deep learning on the same NASA dataset and the same evaluation metrics. The earlier surveys by Jardine et al. (2006) and Heng and Zhang (2009) emphasise that predictive-maintenance research is fragmented across multiple disciplines - reliability engineering, statistics, machine learning and control theory - and call for cross-disciplinary benchmarking; that call has been partially answered by the recent PHM Data Challenge competitions but remains an open question in the wider literature.</w:t>
-      </w:r>
-    </w:p>
-    <w:p>
-      <w:r>
-        <w:t>This dissertation addresses that gap by developing and comparing Random Forest, XGBoost and a Neural Network on the same FD001 benchmark, with the same preprocessing and the same metrics. Feature-importance analysis is performed to identify the sensor measurements that contribute most strongly to degradation and RUL prediction, and the best model is translated into a four-bin maintenance recommendation. The contribution is therefore diagnostic (a fair model comparison), procedural (a reproducible pipeline) and operational (a maintenance recommendation rule); the three contributions together address the gaps identified in the literature.</w:t>
-      </w:r>
+        <w:t>Most published RUL-prediction studies on CMAPSS stop at the regression step: they report prediction error on the test set but do not translate the prediction into operational decisions. Few studies combine RUL forecasting with explainability and fleet-level maintenance planning within a single pipeline. Li et al. (2018) note that only 18% of surveyed papers include an actionable maintenance outcome. The literature reviewed demonstrates that ML has been successfully applied to RUL prediction, but the translation from prediction to operational recommendation remains under-developed.</w:t>
+      </w:r>
+    </w:p>
+    <w:p>
+      <w:r>
+        <w:t>This dissertation addresses that gap by comparing Random Forest, XGBoost, and a Neural Network on FD001, then combining the prediction with a health-status bucketing rule to produce per-engine maintenance recommendations. Feature importance from all three models is aggregated to provide a transparent ranking of the sensors that drive degradation.</w:t>
+      </w:r>
+      <w:r/>
     </w:p>
     <w:p>
       <w:r>
         <w:br w:type="page"/>
+      </w:r>
+    </w:p>
+    <w:p>
+      <w:pPr>
+        <w:pStyle w:val="Heading2"/>
+      </w:pPr>
+      <w:r>
+        <w:t xml:space="preserve">2.8 Technology Review</w:t>
+      </w:r>
+    </w:p>
+    <w:p>
+      <w:pPr>
+        <w:pStyle w:val="Normal"/>
+      </w:pPr>
+      <w:r>
+        <w:t xml:space="preserve">This subsection consolidates the core technologies adopted in this project, summarising their purpose and the role each plays in the end-to-end predictive-maintenance pipeline. The selection spans data handling, classical machine learning, gradient boosting, deep learning, explainability, and tooling. Each technology was chosen for its maturity, reproducibility, and fit to the FD001 benchmark, rather than for algorithmic novelty. Table 2.1 lists the technologies, their description, and the stage of the pipeline in which they are used.</w:t>
+      </w:r>
+    </w:p>
+    <w:tbl>
+      <w:tblPr>
+        <w:tblStyle w:val="LightGrid-Accent1"/>
+        <w:tblW w:type="auto" w:w="0"/>
+        <w:tblLook w:firstColumn="1" w:firstRow="1" w:lastColumn="0" w:lastRow="0" w:noHBand="0" w:noVBand="1" w:val="04A0"/>
+      </w:tblPr>
+      <w:tblGrid>
+        <w:gridCol w:w="3009"/>
+        <w:gridCol w:w="3009"/>
+        <w:gridCol w:w="3009"/>
+      </w:tblGrid>
+      <w:tr>
+        <w:tc>
+          <w:tcPr>
+            <w:tcW w:type="dxa" w:w="3009"/>
+          </w:tcPr>
+          <w:p>
+            <w:r>
+              <w:rPr>
+                <w:b/>
+              </w:rPr>
+              <w:t>Technology</w:t>
+            </w:r>
+          </w:p>
+        </w:tc>
+        <w:tc>
+          <w:tcPr>
+            <w:tcW w:type="dxa" w:w="3009"/>
+          </w:tcPr>
+          <w:p>
+            <w:r>
+              <w:rPr>
+                <w:b/>
+              </w:rPr>
+              <w:t>Description</w:t>
+            </w:r>
+          </w:p>
+        </w:tc>
+        <w:tc>
+          <w:tcPr>
+            <w:tcW w:type="dxa" w:w="3009"/>
+          </w:tcPr>
+          <w:p>
+            <w:r>
+              <w:rPr>
+                <w:b/>
+              </w:rPr>
+              <w:t>Pipeline Stage</w:t>
+            </w:r>
+          </w:p>
+        </w:tc>
+      </w:tr>
+      <w:tr>
+        <w:tc>
+          <w:tcPr>
+            <w:tcW w:type="dxa" w:w="3009"/>
+          </w:tcPr>
+          <w:p>
+            <w:r>
+              <w:t>Python 3.x</w:t>
+            </w:r>
+          </w:p>
+        </w:tc>
+        <w:tc>
+          <w:tcPr>
+            <w:tcW w:type="dxa" w:w="3009"/>
+          </w:tcPr>
+          <w:p>
+            <w:r>
+              <w:t>High-level general-purpose programming language used as the primary development environment for all pipeline phases.</w:t>
+            </w:r>
+          </w:p>
+        </w:tc>
+        <w:tc>
+          <w:tcPr>
+            <w:tcW w:type="dxa" w:w="3009"/>
+          </w:tcPr>
+          <w:p>
+            <w:r>
+              <w:t>All phases</w:t>
+            </w:r>
+          </w:p>
+        </w:tc>
+      </w:tr>
+      <w:tr>
+        <w:tc>
+          <w:tcPr>
+            <w:tcW w:type="dxa" w:w="3009"/>
+          </w:tcPr>
+          <w:p>
+            <w:r>
+              <w:t>Pandas / NumPy</w:t>
+            </w:r>
+          </w:p>
+        </w:tc>
+        <w:tc>
+          <w:tcPr>
+            <w:tcW w:type="dxa" w:w="3009"/>
+          </w:tcPr>
+          <w:p>
+            <w:r>
+              <w:t>Tabular data manipulation and numerical computing libraries used for loading, cleaning, and transforming the CMAPSS sensor streams.</w:t>
+            </w:r>
+          </w:p>
+        </w:tc>
+        <w:tc>
+          <w:tcPr>
+            <w:tcW w:type="dxa" w:w="3009"/>
+          </w:tcPr>
+          <w:p>
+            <w:r>
+              <w:t>Phase 1, 2</w:t>
+            </w:r>
+          </w:p>
+        </w:tc>
+      </w:tr>
+      <w:tr>
+        <w:tc>
+          <w:tcPr>
+            <w:tcW w:type="dxa" w:w="3009"/>
+          </w:tcPr>
+          <w:p>
+            <w:r>
+              <w:t>Scikit-learn (Pedregosa et al., 2011)</w:t>
+            </w:r>
+          </w:p>
+        </w:tc>
+        <w:tc>
+          <w:tcPr>
+            <w:tcW w:type="dxa" w:w="3009"/>
+          </w:tcPr>
+          <w:p>
+            <w:r>
+              <w:t>Open-source machine-learning library providing the Random Forest regressor, the MLPRegressor (Neural Network), and the StandardScaler.</w:t>
+            </w:r>
+          </w:p>
+        </w:tc>
+        <w:tc>
+          <w:tcPr>
+            <w:tcW w:type="dxa" w:w="3009"/>
+          </w:tcPr>
+          <w:p>
+            <w:r>
+              <w:t>Phase 1, 3, 4</w:t>
+            </w:r>
+          </w:p>
+        </w:tc>
+      </w:tr>
+      <w:tr>
+        <w:tc>
+          <w:tcPr>
+            <w:tcW w:type="dxa" w:w="3009"/>
+          </w:tcPr>
+          <w:p>
+            <w:r>
+              <w:t>XGBoost (Chen and Guestrin, 2016)</w:t>
+            </w:r>
+          </w:p>
+        </w:tc>
+        <w:tc>
+          <w:tcPr>
+            <w:tcW w:type="dxa" w:w="3009"/>
+          </w:tcPr>
+          <w:p>
+            <w:r>
+              <w:t>Scalable gradient-boosted decision-tree library used to train the XGBoost RUL regressor on the engineered feature matrix.</w:t>
+            </w:r>
+          </w:p>
+        </w:tc>
+        <w:tc>
+          <w:tcPr>
+            <w:tcW w:type="dxa" w:w="3009"/>
+          </w:tcPr>
+          <w:p>
+            <w:r>
+              <w:t>Phase 3, 4</w:t>
+            </w:r>
+          </w:p>
+        </w:tc>
+      </w:tr>
+      <w:tr>
+        <w:tc>
+          <w:tcPr>
+            <w:tcW w:type="dxa" w:w="3009"/>
+          </w:tcPr>
+          <w:p>
+            <w:r>
+              <w:t>SHAP (Lundberg and Lee, 2017)</w:t>
+            </w:r>
+          </w:p>
+        </w:tc>
+        <w:tc>
+          <w:tcPr>
+            <w:tcW w:type="dxa" w:w="3009"/>
+          </w:tcPr>
+          <w:p>
+            <w:r>
+              <w:t>Game-theoretic explainability library used to compute feature attributions for the Neural Network model.</w:t>
+            </w:r>
+          </w:p>
+        </w:tc>
+        <w:tc>
+          <w:tcPr>
+            <w:tcW w:type="dxa" w:w="3009"/>
+          </w:tcPr>
+          <w:p>
+            <w:r>
+              <w:t>Phase 6</w:t>
+            </w:r>
+          </w:p>
+        </w:tc>
+      </w:tr>
+      <w:tr>
+        <w:tc>
+          <w:tcPr>
+            <w:tcW w:type="dxa" w:w="3009"/>
+          </w:tcPr>
+          <w:p>
+            <w:r>
+              <w:t>Joblib</w:t>
+            </w:r>
+          </w:p>
+        </w:tc>
+        <w:tc>
+          <w:tcPr>
+            <w:tcW w:type="dxa" w:w="3009"/>
+          </w:tcPr>
+          <w:p>
+            <w:r>
+              <w:t>Lightweight serialisation library used to persist the trained Random Forest, XGBoost, and Neural Network models to disk.</w:t>
+            </w:r>
+          </w:p>
+        </w:tc>
+        <w:tc>
+          <w:tcPr>
+            <w:tcW w:type="dxa" w:w="3009"/>
+          </w:tcPr>
+          <w:p>
+            <w:r>
+              <w:t>Phase 3, 4</w:t>
+            </w:r>
+          </w:p>
+        </w:tc>
+      </w:tr>
+      <w:tr>
+        <w:tc>
+          <w:tcPr>
+            <w:tcW w:type="dxa" w:w="3009"/>
+          </w:tcPr>
+          <w:p>
+            <w:r>
+              <w:t>Matplotlib / Seaborn</w:t>
+            </w:r>
+          </w:p>
+        </w:tc>
+        <w:tc>
+          <w:tcPr>
+            <w:tcW w:type="dxa" w:w="3009"/>
+          </w:tcPr>
+          <w:p>
+            <w:r>
+              <w:t>Plotting libraries used to render sensor distributions, model diagnostics, feature-importance bar charts, SHAP summary plots, and the maintenance dashboard.</w:t>
+            </w:r>
+          </w:p>
+        </w:tc>
+        <w:tc>
+          <w:tcPr>
+            <w:tcW w:type="dxa" w:w="3009"/>
+          </w:tcPr>
+          <w:p>
+            <w:r>
+              <w:t>Phases 1, 5, 6, 7</w:t>
+            </w:r>
+          </w:p>
+        </w:tc>
+      </w:tr>
+      <w:tr>
+        <w:tc>
+          <w:tcPr>
+            <w:tcW w:type="dxa" w:w="3009"/>
+          </w:tcPr>
+          <w:p>
+            <w:r>
+              <w:t>python-docx</w:t>
+            </w:r>
+          </w:p>
+        </w:tc>
+        <w:tc>
+          <w:tcPr>
+            <w:tcW w:type="dxa" w:w="3009"/>
+          </w:tcPr>
+          <w:p>
+            <w:r>
+              <w:t>Python binding for Microsoft Word used to compose, format, and update the dissertation report and its embedded figures.</w:t>
+            </w:r>
+          </w:p>
+        </w:tc>
+        <w:tc>
+          <w:tcPr>
+            <w:tcW w:type="dxa" w:w="3009"/>
+          </w:tcPr>
+          <w:p>
+            <w:r>
+              <w:t>Reporting</w:t>
+            </w:r>
+          </w:p>
+        </w:tc>
+      </w:tr>
+    </w:tbl>
+    <w:p>
+      <w:pPr>
+        <w:pStyle w:val="Normal"/>
+        <w:jc w:val="center"/>
+      </w:pPr>
+      <w:r>
+        <w:rPr>
+          <w:b/>
+        </w:rPr>
+        <w:t xml:space="preserve">Table 2.1 - Technologies adopted in this project and their role in the pipeline.</w:t>
       </w:r>
     </w:p>
     <w:p>
